--- a/pr-preview/pr-380/chapters/teaching-tracked-changes.docx
+++ b/pr-preview/pr-380/chapters/teaching-tracked-changes.docx
@@ -26,7 +26,7 @@
       </w:pPr>
       <w:ins w:id="2" w:author="PR Preview" w:date="2026-01-01T00:00:00Z">
         <w:r>
-          <w:t xml:space="preserve">Last modified: 2026-10-26 23:14:28 (PDT)</w:t>
+          <w:t xml:space="preserve">Last modified: 2026-10-26 23:27:36 (PDT)</w:t>
         </w:r>
       </w:ins>
     </w:p>
@@ -6195,7 +6195,7 @@
       </w:ins>
       <w:ins w:id="15" w:author="PR Preview" w:date="2026-01-01T00:00:00Z">
         <w:r>
-          <w:t xml:space="preserve">and two graders reconstruct different ones.</w:t>
+          <w:t xml:space="preserve">and two graders reconstruct different items.</w:t>
         </w:r>
       </w:ins>
     </w:p>
@@ -6243,7 +6243,7 @@
       </w:ins>
       <w:ins w:id="21" w:author="PR Preview" w:date="2026-01-01T00:00:00Z">
         <w:r>
-          <w:t xml:space="preserve">and say so in the heading.</w:t>
+          <w:t xml:space="preserve">and state that total in the line that introduces the checklist.</w:t>
         </w:r>
       </w:ins>
     </w:p>
@@ -6267,7 +6267,7 @@
       </w:ins>
       <w:ins w:id="24" w:author="PR Preview" w:date="2026-01-01T00:00:00Z">
         <w:r>
-          <w:t xml:space="preserve">Name the answer or the evidence that earns it, as in</w:t>
+          <w:t xml:space="preserve">Name the answer or the evidence that meets the criterion, as in</w:t>
         </w:r>
       </w:ins>
       <w:ins w:id="25" w:author="PR Preview" w:date="2026-01-01T00:00:00Z">
@@ -6296,7 +6296,7 @@
       </w:pPr>
       <w:ins w:id="28" w:author="PR Preview" w:date="2026-01-01T00:00:00Z">
         <w:r>
-          <w:t xml:space="preserve">List an acceptable alternative answer as its own item,</w:t>
+          <w:t xml:space="preserve">List an acceptable alternative answer as a sub-bullet without points</w:t>
         </w:r>
       </w:ins>
       <w:ins w:id="29" w:author="PR Preview" w:date="2026-01-01T00:00:00Z">
@@ -6306,44 +6306,41 @@
       </w:ins>
       <w:ins w:id="30" w:author="PR Preview" w:date="2026-01-01T00:00:00Z">
         <w:r>
-          <w:t xml:space="preserve">or under the item it replaces, not in a separate paragraph.</w:t>
+          <w:t xml:space="preserve">under the item it also satisfies,</w:t>
         </w:r>
       </w:ins>
-    </w:p>
-    <w:p>
-      <w:pPr>
-        <w:pStyle w:val="Compact"/>
-        <w:numPr>
-          <w:ilvl w:val="0"/>
-          <w:numId w:val="1019"/>
-        </w:numPr>
-      </w:pPr>
       <w:ins w:id="31" w:author="PR Preview" w:date="2026-01-01T00:00:00Z">
         <w:r>
-          <w:t xml:space="preserve">Keep the rubric inside the</w:t>
+          <w:t xml:space="preserve"> </w:t>
         </w:r>
       </w:ins>
       <w:ins w:id="32" w:author="PR Preview" w:date="2026-01-01T00:00:00Z">
         <w:r>
-          <w:t xml:space="preserve"> </w:t>
+          <w:t xml:space="preserve">so the items still sum to the question’s points.</w:t>
         </w:r>
       </w:ins>
       <w:ins w:id="33" w:author="PR Preview" w:date="2026-01-01T00:00:00Z">
         <w:r>
-          <w:rPr>
-            <w:rStyle w:val="VerbatimChar"/>
-          </w:rPr>
-          <w:t xml:space="preserve">.sol</w:t>
+          <w:t xml:space="preserve"> </w:t>
         </w:r>
       </w:ins>
       <w:ins w:id="34" w:author="PR Preview" w:date="2026-01-01T00:00:00Z">
         <w:r>
-          <w:t xml:space="preserve"> </w:t>
+          <w:t xml:space="preserve">Do not put it in a separate paragraph.</w:t>
         </w:r>
       </w:ins>
+    </w:p>
+    <w:p>
+      <w:pPr>
+        <w:pStyle w:val="Compact"/>
+        <w:numPr>
+          <w:ilvl w:val="0"/>
+          <w:numId w:val="1019"/>
+        </w:numPr>
+      </w:pPr>
       <w:ins w:id="35" w:author="PR Preview" w:date="2026-01-01T00:00:00Z">
         <w:r>
-          <w:t xml:space="preserve">div, after the answer,</w:t>
+          <w:t xml:space="preserve">Keep the rubric in the solution, after the answer,</w:t>
         </w:r>
       </w:ins>
       <w:ins w:id="36" w:author="PR Preview" w:date="2026-01-01T00:00:00Z">
@@ -6353,7 +6350,7 @@
       </w:ins>
       <w:ins w:id="37" w:author="PR Preview" w:date="2026-01-01T00:00:00Z">
         <w:r>
-          <w:t xml:space="preserve">so the student copy never shows it.</w:t>
+          <w:t xml:space="preserve">so a course that withholds solutions from students withholds the rubric too.</w:t>
         </w:r>
       </w:ins>
     </w:p>
@@ -6536,7 +6533,7 @@
           <w:rPr>
             <w:rStyle w:val="NormalTok"/>
           </w:rPr>
-          <w:t xml:space="preserve"> 2 points: gives $\vec r = \tp{</w:t>
+          <w:t xml:space="preserve"> 2 points: gives $\vresid = \tp{</w:t>
         </w:r>
       </w:ins>
       <w:ins w:id="63" w:author="PR Preview" w:date="2026-01-01T00:00:00Z">
@@ -6597,7 +6594,7 @@
           <w:rPr>
             <w:rStyle w:val="NormalTok"/>
           </w:rPr>
-          <w:t xml:space="preserve"> 1 point: computes $\dprod{\vx}{\vec r} = 0$.</w:t>
+          <w:t xml:space="preserve"> 1 point: computes $\dprod{\vx}{\vresid} = 0$.</w:t>
         </w:r>
       </w:ins>
       <w:ins w:id="71" w:author="PR Preview" w:date="2026-01-01T00:00:00Z">
@@ -6626,7 +6623,7 @@
           <w:rPr>
             <w:rStyle w:val="NormalTok"/>
           </w:rPr>
-          <w:t xml:space="preserve"> 3 points: says $\vec r$ is orthogonal to $\vx$</w:t>
+          <w:t xml:space="preserve"> 3 points: says $\vresid$ is orthogonal to $\vx$</w:t>
         </w:r>
       </w:ins>
       <w:ins w:id="75" w:author="PR Preview" w:date="2026-01-01T00:00:00Z">
@@ -6639,7 +6636,7 @@
           <w:rPr>
             <w:rStyle w:val="NormalTok"/>
           </w:rPr>
-          <w:t xml:space="preserve">  and links that to the normal equation.</w:t>
+          <w:t xml:space="preserve">  and links this orthogonality to the normal equation.</w:t>
         </w:r>
       </w:ins>
     </w:p>

--- a/pr-preview/pr-380/chapters/teaching-tracked-changes.docx
+++ b/pr-preview/pr-380/chapters/teaching-tracked-changes.docx
@@ -26,7 +26,7 @@
       </w:pPr>
       <w:ins w:id="2" w:author="PR Preview" w:date="2026-01-01T00:00:00Z">
         <w:r>
-          <w:t xml:space="preserve">Last modified: 2026-10-26 23:27:36 (PDT)</w:t>
+          <w:t xml:space="preserve">Last modified: 2026-10-26 23:34:58 (PDT)</w:t>
         </w:r>
       </w:ins>
     </w:p>
@@ -6155,7 +6155,7 @@
       </w:ins>
       <w:ins w:id="7" w:author="PR Preview" w:date="2026-01-01T00:00:00Z">
         <w:r>
-          <w:t xml:space="preserve">(Ezra, 2026-10-27).</w:t>
+          <w:t xml:space="preserve">(Ezra, 2026-10-26).</w:t>
         </w:r>
       </w:ins>
       <w:ins w:id="8" w:author="PR Preview" w:date="2026-01-01T00:00:00Z">
@@ -6326,7 +6326,7 @@
       </w:ins>
       <w:ins w:id="34" w:author="PR Preview" w:date="2026-01-01T00:00:00Z">
         <w:r>
-          <w:t xml:space="preserve">Do not put it in a separate paragraph.</w:t>
+          <w:t xml:space="preserve">Do not put the alternative in a separate paragraph.</w:t>
         </w:r>
       </w:ins>
     </w:p>
